--- a/tools/adr-roadmapping/adr-template.docx
+++ b/tools/adr-roadmapping/adr-template.docx
@@ -210,7 +210,7 @@
           <w:sz w:val="21"/>
           <w:szCs w:val="21"/>
         </w:rPr>
-        <w:t xml:space="preserve">What are we </w:t>
+        <w:t>What are we proposing or have agreed to do? State it in one or two sentences, active voice: “We will...”</w:t>
       </w:r>
       <w:proofErr w:type="gramStart"/>
       <w:r>
@@ -221,7 +221,6 @@
           <w:sz w:val="21"/>
           <w:szCs w:val="21"/>
         </w:rPr>
-        <w:t>actually proposing</w:t>
       </w:r>
       <w:proofErr w:type="gramEnd"/>
       <w:r>
@@ -232,7 +231,6 @@
           <w:sz w:val="21"/>
           <w:szCs w:val="21"/>
         </w:rPr>
-        <w:t xml:space="preserve"> or have agreed to do? State it in one or two sentences, active voice: “We will...”</w:t>
       </w:r>
     </w:p>
     <w:p>
